--- a/dhananjaya_java_backend_data_platform.docx
+++ b/dhananjaya_java_backend_data_platform.docx
@@ -2361,173 +2361,132 @@
         <w:ind w:right="11"/>
         <w:jc w:val="both"/>
         <w:rPr>
-          <w:sz w:val="20"/>
-          <w:szCs w:val="20"/>
-        </w:rPr>
-      </w:pPr>
-      <w:r>
-        <w:rPr>
-          <w:b/>
-          <w:bCs/>
-          <w:sz w:val="20"/>
-          <w:szCs w:val="20"/>
-          <w:lang w:val="en-IN"/>
-        </w:rPr>
-        <w:t xml:space="preserve">GenAI &amp; AI-Driven Engineering </w:t>
-      </w:r>
-      <w:r>
-        <w:rPr>
-          <w:b/>
-          <w:bCs/>
-          <w:sz w:val="20"/>
-          <w:szCs w:val="20"/>
-          <w:lang w:val="en-IN"/>
-        </w:rPr>
-        <w:t>-</w:t>
-      </w:r>
-      <w:r>
-        <w:rPr>
-          <w:sz w:val="20"/>
-          <w:szCs w:val="20"/>
-          <w:lang w:val="en-IN"/>
-        </w:rPr>
-        <w:t xml:space="preserve"> Building solutions using </w:t>
-      </w:r>
-      <w:r>
-        <w:rPr>
-          <w:b/>
-          <w:bCs/>
-          <w:sz w:val="20"/>
-          <w:szCs w:val="20"/>
-          <w:lang w:val="en-IN"/>
-        </w:rPr>
-        <w:t>LLMs, RAG</w:t>
-      </w:r>
-      <w:r>
-        <w:rPr>
-          <w:sz w:val="20"/>
-          <w:szCs w:val="20"/>
+          <w:sz w:val="21"/>
+          <w:szCs w:val="21"/>
+          <w:lang w:val="en-IN"/>
+        </w:rPr>
+      </w:pPr>
+      <w:r>
+        <w:rPr>
+          <w:b/>
+          <w:bCs/>
+          <w:sz w:val="21"/>
+          <w:szCs w:val="21"/>
+        </w:rPr>
+        <w:t>GenAI, NLP &amp; AI-Driven Engineering:</w:t>
+      </w:r>
+      <w:r>
+        <w:rPr>
+          <w:sz w:val="21"/>
+          <w:szCs w:val="21"/>
+        </w:rPr>
+        <w:t xml:space="preserve"> </w:t>
+      </w:r>
+      <w:r>
+        <w:rPr>
+          <w:sz w:val="21"/>
+          <w:szCs w:val="21"/>
+          <w:lang w:val="en-IN"/>
+        </w:rPr>
+        <w:t xml:space="preserve">Building intelligent AI solutions using </w:t>
+      </w:r>
+      <w:r>
+        <w:rPr>
+          <w:b/>
+          <w:bCs/>
+          <w:sz w:val="21"/>
+          <w:szCs w:val="21"/>
+          <w:lang w:val="en-IN"/>
+        </w:rPr>
+        <w:t xml:space="preserve">LLMs, RAG, AI Agents, </w:t>
+      </w:r>
+      <w:proofErr w:type="spellStart"/>
+      <w:r>
+        <w:rPr>
+          <w:b/>
+          <w:bCs/>
+          <w:sz w:val="21"/>
+          <w:szCs w:val="21"/>
+          <w:lang w:val="en-IN"/>
+        </w:rPr>
+        <w:t>LangChain</w:t>
+      </w:r>
+      <w:proofErr w:type="spellEnd"/>
+      <w:r>
+        <w:rPr>
+          <w:b/>
+          <w:bCs/>
+          <w:sz w:val="21"/>
+          <w:szCs w:val="21"/>
           <w:lang w:val="en-IN"/>
         </w:rPr>
         <w:t xml:space="preserve">, </w:t>
       </w:r>
-      <w:r>
-        <w:rPr>
-          <w:b/>
-          <w:bCs/>
-          <w:sz w:val="20"/>
-          <w:szCs w:val="20"/>
-          <w:lang w:val="en-IN"/>
-        </w:rPr>
-        <w:t>AI Agents</w:t>
-      </w:r>
-      <w:r>
-        <w:rPr>
-          <w:sz w:val="20"/>
-          <w:szCs w:val="20"/>
-          <w:lang w:val="en-IN"/>
-        </w:rPr>
-        <w:t xml:space="preserve">, </w:t>
-      </w:r>
       <w:proofErr w:type="spellStart"/>
       <w:r>
         <w:rPr>
           <w:b/>
           <w:bCs/>
-          <w:sz w:val="20"/>
-          <w:szCs w:val="20"/>
-          <w:lang w:val="en-IN"/>
-        </w:rPr>
-        <w:t>LangChain</w:t>
+          <w:sz w:val="21"/>
+          <w:szCs w:val="21"/>
+          <w:lang w:val="en-IN"/>
+        </w:rPr>
+        <w:t>LangGraph</w:t>
       </w:r>
       <w:proofErr w:type="spellEnd"/>
       <w:r>
         <w:rPr>
-          <w:sz w:val="20"/>
-          <w:szCs w:val="20"/>
-          <w:lang w:val="en-IN"/>
-        </w:rPr>
-        <w:t xml:space="preserve">, </w:t>
-      </w:r>
-      <w:proofErr w:type="spellStart"/>
-      <w:r>
-        <w:rPr>
-          <w:b/>
-          <w:bCs/>
-          <w:sz w:val="20"/>
-          <w:szCs w:val="20"/>
-          <w:lang w:val="en-IN"/>
-        </w:rPr>
-        <w:t>LangGraph</w:t>
-      </w:r>
-      <w:proofErr w:type="spellEnd"/>
-      <w:r>
-        <w:rPr>
-          <w:sz w:val="20"/>
-          <w:szCs w:val="20"/>
-          <w:lang w:val="en-IN"/>
-        </w:rPr>
-        <w:t xml:space="preserve">, </w:t>
-      </w:r>
-      <w:r>
-        <w:rPr>
-          <w:sz w:val="20"/>
-          <w:szCs w:val="20"/>
-          <w:lang w:val="en-IN"/>
-        </w:rPr>
-        <w:t>Vector Databases</w:t>
-      </w:r>
-      <w:r>
-        <w:rPr>
-          <w:sz w:val="20"/>
-          <w:szCs w:val="20"/>
-          <w:lang w:val="en-IN"/>
-        </w:rPr>
-        <w:t>(</w:t>
-      </w:r>
-      <w:r>
-        <w:rPr>
-          <w:b/>
-          <w:bCs/>
-          <w:sz w:val="20"/>
-          <w:szCs w:val="20"/>
-          <w:lang w:val="en-IN"/>
-        </w:rPr>
-        <w:t>MongoDB</w:t>
-      </w:r>
-      <w:r>
-        <w:rPr>
-          <w:sz w:val="20"/>
-          <w:szCs w:val="20"/>
-          <w:lang w:val="en-IN"/>
-        </w:rPr>
-        <w:t>)</w:t>
-      </w:r>
-      <w:r>
-        <w:rPr>
-          <w:sz w:val="20"/>
-          <w:szCs w:val="20"/>
-          <w:lang w:val="en-IN"/>
-        </w:rPr>
-        <w:t xml:space="preserve">, </w:t>
-      </w:r>
-      <w:r>
-        <w:rPr>
-          <w:b/>
-          <w:bCs/>
-          <w:sz w:val="20"/>
-          <w:szCs w:val="20"/>
-          <w:lang w:val="en-IN"/>
-        </w:rPr>
-        <w:t>MCP</w:t>
-      </w:r>
-      <w:r>
-        <w:rPr>
-          <w:sz w:val="20"/>
-          <w:szCs w:val="20"/>
-          <w:lang w:val="en-IN"/>
-        </w:rPr>
-        <w:t>, and Agentic AI for automation and developer productivity.</w:t>
+          <w:b/>
+          <w:bCs/>
+          <w:sz w:val="21"/>
+          <w:szCs w:val="21"/>
+          <w:lang w:val="en-IN"/>
+        </w:rPr>
+        <w:t>, MCP, and Agentic AI</w:t>
+      </w:r>
+      <w:r>
+        <w:rPr>
+          <w:sz w:val="21"/>
+          <w:szCs w:val="21"/>
+          <w:lang w:val="en-IN"/>
+        </w:rPr>
+        <w:t xml:space="preserve">, leveraging text preprocessing, tokenization, offline </w:t>
+      </w:r>
+      <w:r>
+        <w:rPr>
+          <w:b/>
+          <w:bCs/>
+          <w:sz w:val="21"/>
+          <w:szCs w:val="21"/>
+          <w:lang w:val="en-IN"/>
+        </w:rPr>
+        <w:t>TF-IDF-based vectorization</w:t>
+      </w:r>
+      <w:r>
+        <w:rPr>
+          <w:sz w:val="21"/>
+          <w:szCs w:val="21"/>
+          <w:lang w:val="en-IN"/>
+        </w:rPr>
+        <w:t xml:space="preserve">, cosine similarity, and </w:t>
+      </w:r>
+      <w:r>
+        <w:rPr>
+          <w:b/>
+          <w:bCs/>
+          <w:sz w:val="21"/>
+          <w:szCs w:val="21"/>
+          <w:lang w:val="en-IN"/>
+        </w:rPr>
+        <w:t>MongoDB for vector storage and retrieval</w:t>
+      </w:r>
+      <w:r>
+        <w:rPr>
+          <w:sz w:val="21"/>
+          <w:szCs w:val="21"/>
+          <w:lang w:val="en-IN"/>
+        </w:rPr>
+        <w:t xml:space="preserve"> to enable document similarity analysis, relevance ranking, automation, and developer productivity</w:t>
       </w:r>
     </w:p>
     <w:p>
@@ -2609,59 +2568,6 @@
           <w:lang w:val="en-IN"/>
         </w:rPr>
         <w:t xml:space="preserve"> from solution design through production. </w:t>
-      </w:r>
-    </w:p>
-    <w:p>
-      <w:pPr>
-        <w:pStyle w:val="ListParagraph"/>
-        <w:numPr>
-          <w:ilvl w:val="0"/>
-          <w:numId w:val="9"/>
-        </w:numPr>
-        <w:spacing w:before="140" w:line="228" w:lineRule="auto"/>
-        <w:ind w:right="11"/>
-        <w:jc w:val="both"/>
-        <w:rPr>
-          <w:sz w:val="20"/>
-          <w:szCs w:val="20"/>
-        </w:rPr>
-      </w:pPr>
-      <w:r>
-        <w:rPr>
-          <w:b/>
-          <w:bCs/>
-          <w:sz w:val="20"/>
-          <w:szCs w:val="20"/>
-        </w:rPr>
-        <w:t>Agile &amp; DevOps –</w:t>
-      </w:r>
-      <w:r>
-        <w:rPr>
-          <w:sz w:val="20"/>
-          <w:szCs w:val="20"/>
-        </w:rPr>
-        <w:t xml:space="preserve"> Experienced in working in </w:t>
-      </w:r>
-      <w:r>
-        <w:rPr>
-          <w:sz w:val="20"/>
-          <w:szCs w:val="20"/>
-        </w:rPr>
-        <w:t>Agile development environments and integrating DevOps practices</w:t>
-      </w:r>
-      <w:r>
-        <w:rPr>
-          <w:sz w:val="20"/>
-          <w:szCs w:val="20"/>
-        </w:rPr>
-        <w:t xml:space="preserve"> across the software development lifecycle, with a focus on </w:t>
-      </w:r>
-      <w:r>
-        <w:rPr>
-          <w:sz w:val="20"/>
-          <w:szCs w:val="20"/>
-        </w:rPr>
-        <w:t>CI/CD, security, code quality, and production delivery.</w:t>
       </w:r>
     </w:p>
     <w:p>
@@ -3722,37 +3628,36 @@
         </w:rPr>
       </w:pPr>
       <w:r>
-        <w:rPr>
-          <w:lang w:val="en-IN"/>
-        </w:rPr>
         <w:t xml:space="preserve">Designed and developed scalable </w:t>
       </w:r>
       <w:r>
         <w:rPr>
           <w:b/>
           <w:bCs/>
-          <w:lang w:val="en-IN"/>
+        </w:rPr>
+        <w:t>Java 21</w:t>
+      </w:r>
+      <w:r>
+        <w:t xml:space="preserve"> and </w:t>
+      </w:r>
+      <w:r>
+        <w:rPr>
+          <w:b/>
+          <w:bCs/>
         </w:rPr>
         <w:t>Spring Boot microservices</w:t>
       </w:r>
       <w:r>
-        <w:rPr>
-          <w:lang w:val="en-IN"/>
-        </w:rPr>
-        <w:t xml:space="preserve"> with </w:t>
-      </w:r>
-      <w:r>
-        <w:rPr>
-          <w:b/>
-          <w:bCs/>
-          <w:lang w:val="en-IN"/>
+        <w:t xml:space="preserve">, exposing </w:t>
+      </w:r>
+      <w:r>
+        <w:rPr>
+          <w:b/>
+          <w:bCs/>
         </w:rPr>
         <w:t>REST</w:t>
       </w:r>
       <w:r>
-        <w:rPr>
-          <w:lang w:val="en-IN"/>
-        </w:rPr>
         <w:t xml:space="preserve"> and </w:t>
       </w:r>
       <w:proofErr w:type="spellStart"/>
@@ -3760,16 +3665,12 @@
         <w:rPr>
           <w:b/>
           <w:bCs/>
-          <w:lang w:val="en-IN"/>
         </w:rPr>
         <w:t>GraphQL</w:t>
       </w:r>
       <w:proofErr w:type="spellEnd"/>
       <w:r>
-        <w:rPr>
-          <w:lang w:val="en-IN"/>
-        </w:rPr>
-        <w:t xml:space="preserve"> APIs for high-performance applications.</w:t>
+        <w:t xml:space="preserve"> APIs for enterprise Asset &amp; Wealth Management platforms.</w:t>
       </w:r>
     </w:p>
     <w:p>
@@ -3787,70 +3688,17 @@
         </w:rPr>
       </w:pPr>
       <w:r>
-        <w:rPr>
-          <w:lang w:val="en-IN"/>
-        </w:rPr>
         <w:t xml:space="preserve">Built </w:t>
       </w:r>
       <w:r>
         <w:rPr>
           <w:b/>
           <w:bCs/>
-          <w:lang w:val="en-IN"/>
-        </w:rPr>
-        <w:t>Apache</w:t>
-      </w:r>
-      <w:r>
-        <w:rPr>
-          <w:lang w:val="en-IN"/>
-        </w:rPr>
-        <w:t xml:space="preserve"> </w:t>
-      </w:r>
-      <w:r>
-        <w:rPr>
-          <w:b/>
-          <w:bCs/>
-          <w:lang w:val="en-IN"/>
-        </w:rPr>
-        <w:t>Kafka</w:t>
-      </w:r>
-      <w:r>
-        <w:rPr>
-          <w:b/>
-          <w:bCs/>
-          <w:lang w:val="en-IN"/>
-        </w:rPr>
-        <w:t xml:space="preserve"> </w:t>
-      </w:r>
-      <w:r>
-        <w:rPr>
-          <w:b/>
-          <w:bCs/>
-          <w:lang w:val="en-IN"/>
-        </w:rPr>
-        <w:t xml:space="preserve">based producers </w:t>
-      </w:r>
-      <w:r>
-        <w:rPr>
-          <w:b/>
-          <w:bCs/>
-          <w:lang w:val="en-IN"/>
-        </w:rPr>
-        <w:t>&amp;</w:t>
-      </w:r>
-      <w:r>
-        <w:rPr>
-          <w:b/>
-          <w:bCs/>
-          <w:lang w:val="en-IN"/>
-        </w:rPr>
-        <w:t xml:space="preserve"> consumers</w:t>
-      </w:r>
-      <w:r>
-        <w:rPr>
-          <w:lang w:val="en-IN"/>
-        </w:rPr>
-        <w:t xml:space="preserve"> to enable asynchronous, reliable, and scalable event processing.</w:t>
+        </w:rPr>
+        <w:t>high-throughput, event-driven processing</w:t>
+      </w:r>
+      <w:r>
+        <w:t xml:space="preserve"> pipelines using Apache Kafka, implementing asynchronous communication, concurrency optimization and fault-tolerant processing.</w:t>
       </w:r>
     </w:p>
     <w:p>
@@ -3864,78 +3712,81 @@
         <w:ind w:left="303" w:right="113"/>
         <w:jc w:val="both"/>
         <w:rPr>
-          <w:lang w:val="en-IN"/>
-        </w:rPr>
-      </w:pPr>
-      <w:r>
-        <w:rPr>
-          <w:lang w:val="en-IN"/>
-        </w:rPr>
-        <w:t xml:space="preserve">Improved application performance and throughput by </w:t>
-      </w:r>
-      <w:r>
-        <w:rPr>
-          <w:b/>
-          <w:bCs/>
-          <w:lang w:val="en-IN"/>
-        </w:rPr>
-        <w:t xml:space="preserve">10x (~200K to </w:t>
-      </w:r>
-      <w:r>
-        <w:rPr>
-          <w:b/>
-          <w:bCs/>
-          <w:lang w:val="en-IN"/>
-        </w:rPr>
-        <w:t>2-3</w:t>
-      </w:r>
-      <w:r>
-        <w:rPr>
-          <w:b/>
-          <w:bCs/>
-          <w:lang w:val="en-IN"/>
-        </w:rPr>
-        <w:t>M</w:t>
-      </w:r>
-      <w:r>
-        <w:rPr>
-          <w:b/>
-          <w:bCs/>
-          <w:lang w:val="en-IN"/>
-        </w:rPr>
-        <w:t xml:space="preserve"> events/hour)</w:t>
-      </w:r>
-      <w:r>
-        <w:rPr>
-          <w:lang w:val="en-IN"/>
-        </w:rPr>
-        <w:t xml:space="preserve"> using </w:t>
-      </w:r>
-      <w:r>
-        <w:rPr>
-          <w:b/>
-          <w:bCs/>
-          <w:lang w:val="en-IN"/>
-        </w:rPr>
-        <w:t xml:space="preserve">Java 21 Virtual Threads, concurrency optimization, JVM tuning, </w:t>
-      </w:r>
-      <w:r>
-        <w:rPr>
-          <w:lang w:val="en-IN"/>
-        </w:rPr>
-        <w:t>and</w:t>
-      </w:r>
-      <w:r>
-        <w:rPr>
-          <w:b/>
-          <w:bCs/>
-          <w:lang w:val="en-IN"/>
-        </w:rPr>
-        <w:t xml:space="preserve"> performance monitoring</w:t>
-      </w:r>
-      <w:r>
-        <w:rPr>
-          <w:lang w:val="en-IN"/>
+          <w:b/>
+          <w:bCs/>
+        </w:rPr>
+      </w:pPr>
+      <w:r>
+        <w:t>I</w:t>
+      </w:r>
+      <w:r>
+        <w:t xml:space="preserve">mproved event-processing </w:t>
+      </w:r>
+      <w:r>
+        <w:rPr>
+          <w:b/>
+          <w:bCs/>
+        </w:rPr>
+        <w:t>throughput by</w:t>
+      </w:r>
+      <w:r>
+        <w:t xml:space="preserve"> </w:t>
+      </w:r>
+      <w:r>
+        <w:rPr>
+          <w:b/>
+          <w:bCs/>
+        </w:rPr>
+        <w:t>10x,</w:t>
+      </w:r>
+      <w:r>
+        <w:t xml:space="preserve"> scaling from approximately 200K to </w:t>
+      </w:r>
+      <w:r>
+        <w:rPr>
+          <w:b/>
+          <w:bCs/>
+        </w:rPr>
+        <w:t>2</w:t>
+      </w:r>
+      <w:r>
+        <w:rPr>
+          <w:b/>
+          <w:bCs/>
+        </w:rPr>
+        <w:t>-</w:t>
+      </w:r>
+      <w:r>
+        <w:rPr>
+          <w:b/>
+          <w:bCs/>
+        </w:rPr>
+        <w:t>3M events per hour</w:t>
+      </w:r>
+      <w:r>
+        <w:t xml:space="preserve"> using Java 21 </w:t>
+      </w:r>
+      <w:r>
+        <w:rPr>
+          <w:b/>
+          <w:bCs/>
+        </w:rPr>
+        <w:t>Virtual Threads, JVM tuning</w:t>
+      </w:r>
+      <w:r>
+        <w:t xml:space="preserve"> and </w:t>
+      </w:r>
+      <w:r>
+        <w:rPr>
+          <w:b/>
+          <w:bCs/>
+        </w:rPr>
+        <w:t>concurrency optimization</w:t>
+      </w:r>
+      <w:r>
+        <w:rPr>
+          <w:b/>
+          <w:bCs/>
         </w:rPr>
         <w:t>.</w:t>
       </w:r>
@@ -4158,67 +4009,48 @@
         </w:rPr>
       </w:pPr>
       <w:r>
-        <w:rPr>
-          <w:lang w:val="en-IN"/>
-        </w:rPr>
-        <w:t xml:space="preserve">Developed and optimized </w:t>
-      </w:r>
-      <w:r>
-        <w:rPr>
-          <w:b/>
-          <w:bCs/>
-          <w:lang w:val="en-IN"/>
-        </w:rPr>
-        <w:t>Spark-based ETL pipelines</w:t>
-      </w:r>
-      <w:r>
-        <w:rPr>
-          <w:lang w:val="en-IN"/>
-        </w:rPr>
-        <w:t xml:space="preserve"> on </w:t>
-      </w:r>
-      <w:r>
-        <w:rPr>
-          <w:b/>
-          <w:bCs/>
-          <w:lang w:val="en-IN"/>
-        </w:rPr>
-        <w:t>AWS EMR</w:t>
-      </w:r>
-      <w:r>
-        <w:rPr>
-          <w:lang w:val="en-IN"/>
-        </w:rPr>
-        <w:t xml:space="preserve"> to transform and process large volumes of data and load curated datasets into </w:t>
-      </w:r>
-      <w:r>
-        <w:rPr>
-          <w:b/>
-          <w:bCs/>
-          <w:lang w:val="en-IN"/>
+        <w:t xml:space="preserve">Developed distributed </w:t>
+      </w:r>
+      <w:r>
+        <w:rPr>
+          <w:b/>
+          <w:bCs/>
+        </w:rPr>
+        <w:t>ETL pipelines</w:t>
+      </w:r>
+      <w:r>
+        <w:t xml:space="preserve"> using Python, </w:t>
+      </w:r>
+      <w:proofErr w:type="spellStart"/>
+      <w:r>
+        <w:rPr>
+          <w:b/>
+          <w:bCs/>
+        </w:rPr>
+        <w:t>PySpark</w:t>
+      </w:r>
+      <w:proofErr w:type="spellEnd"/>
+      <w:r>
+        <w:t xml:space="preserve"> and AWS </w:t>
+      </w:r>
+      <w:r>
+        <w:rPr>
+          <w:b/>
+          <w:bCs/>
+        </w:rPr>
+        <w:t>EMR</w:t>
+      </w:r>
+      <w:r>
+        <w:t xml:space="preserve"> to process large datasets and publish curated data into </w:t>
+      </w:r>
+      <w:r>
+        <w:rPr>
+          <w:b/>
+          <w:bCs/>
         </w:rPr>
         <w:t>Snowflake</w:t>
       </w:r>
       <w:r>
-        <w:rPr>
-          <w:lang w:val="en-IN"/>
-        </w:rPr>
-        <w:t xml:space="preserve">, leveraging </w:t>
-      </w:r>
-      <w:r>
-        <w:rPr>
-          <w:b/>
-          <w:bCs/>
-          <w:lang w:val="en-IN"/>
-        </w:rPr>
-        <w:t>Python, SQL</w:t>
-      </w:r>
-      <w:r>
-        <w:rPr>
-          <w:b/>
-          <w:bCs/>
-          <w:lang w:val="en-IN"/>
-        </w:rPr>
         <w:t>.</w:t>
       </w:r>
     </w:p>
@@ -4385,24 +4217,20 @@
         <w:ind w:left="303" w:right="113"/>
         <w:jc w:val="both"/>
         <w:rPr>
-          <w:lang w:val="en-IN"/>
-        </w:rPr>
-      </w:pPr>
-      <w:r>
-        <w:t>Worked on prod</w:t>
-      </w:r>
-      <w:r>
-        <w:t>uction</w:t>
-      </w:r>
-      <w:r>
-        <w:t xml:space="preserve"> deployments, performance </w:t>
-      </w:r>
-      <w:r>
-        <w:rPr>
-          <w:b/>
-          <w:bCs/>
-        </w:rPr>
-        <w:t>monitoring</w:t>
+          <w:b/>
+          <w:bCs/>
+          <w:lang w:val="en-IN"/>
+        </w:rPr>
+      </w:pPr>
+      <w:r>
+        <w:t xml:space="preserve">Contributed to </w:t>
+      </w:r>
+      <w:r>
+        <w:rPr>
+          <w:b/>
+          <w:bCs/>
+        </w:rPr>
+        <w:t>production deployments</w:t>
       </w:r>
       <w:r>
         <w:t xml:space="preserve">, </w:t>
@@ -4412,20 +4240,27 @@
           <w:b/>
           <w:bCs/>
         </w:rPr>
-        <w:t>debugging</w:t>
-      </w:r>
-      <w:r>
-        <w:t xml:space="preserve"> application issues, and resolving </w:t>
-      </w:r>
-      <w:r>
-        <w:rPr>
-          <w:b/>
-          <w:bCs/>
-        </w:rPr>
-        <w:t>production incidents</w:t>
-      </w:r>
-      <w:r>
-        <w:t>, ensuring system stability and smooth operation.</w:t>
+        <w:t>observability</w:t>
+      </w:r>
+      <w:r>
+        <w:t xml:space="preserve">, troubleshooting, </w:t>
+      </w:r>
+      <w:r>
+        <w:rPr>
+          <w:b/>
+          <w:bCs/>
+        </w:rPr>
+        <w:t>performance optimization</w:t>
+      </w:r>
+      <w:r>
+        <w:t xml:space="preserve"> and </w:t>
+      </w:r>
+      <w:r>
+        <w:rPr>
+          <w:b/>
+          <w:bCs/>
+        </w:rPr>
+        <w:t>technical architecture decisions.</w:t>
       </w:r>
     </w:p>
     <w:p>
@@ -4443,27 +4278,14 @@
         </w:rPr>
       </w:pPr>
       <w:r>
-        <w:t xml:space="preserve">Designed and developed multiple GenAI-powered automation workflows and AI agents using Python, </w:t>
-      </w:r>
-      <w:r>
-        <w:rPr>
-          <w:b/>
-          <w:bCs/>
-        </w:rPr>
-        <w:t>LLMs</w:t>
-      </w:r>
-      <w:r>
-        <w:t xml:space="preserve">, </w:t>
-      </w:r>
-      <w:r>
-        <w:rPr>
-          <w:b/>
-          <w:bCs/>
-        </w:rPr>
-        <w:t>RAG</w:t>
-      </w:r>
-      <w:r>
-        <w:t xml:space="preserve">, </w:t>
+        <w:t xml:space="preserve">Developed GenAI-powered automation workflows and AI agents using Python, </w:t>
+      </w:r>
+      <w:r>
+        <w:rPr>
+          <w:b/>
+          <w:bCs/>
+        </w:rPr>
+        <w:t xml:space="preserve">LLMs, RAG, </w:t>
       </w:r>
       <w:proofErr w:type="spellStart"/>
       <w:r>
@@ -4475,24 +4297,22 @@
       </w:r>
       <w:proofErr w:type="spellEnd"/>
       <w:r>
-        <w:t xml:space="preserve">, and </w:t>
+        <w:t xml:space="preserve"> and </w:t>
       </w:r>
       <w:proofErr w:type="spellStart"/>
       <w:r>
+        <w:rPr>
+          <w:b/>
+          <w:bCs/>
+        </w:rPr>
         <w:t>LangGraph</w:t>
       </w:r>
       <w:proofErr w:type="spellEnd"/>
       <w:r>
-        <w:t>, including automated classification, synthetic data generation, and developer productivity automation</w:t>
-      </w:r>
-      <w:r>
-        <w:t>s</w:t>
+        <w:t xml:space="preserve"> for automated classification, synthetic data generation and developer productivity</w:t>
       </w:r>
       <w:r>
         <w:t>.</w:t>
-      </w:r>
-      <w:r>
-        <w:br/>
       </w:r>
     </w:p>
     <w:p>
@@ -7370,7 +7190,7 @@
         <v:path o:extrusionok="f" gradientshapeok="t" o:connecttype="rect"/>
         <o:lock v:ext="edit" aspectratio="t"/>
       </v:shapetype>
-      <v:shape id="_x0000_i1118" type="#_x0000_t75" style="width:6.15pt;height:6.15pt;visibility:visible;mso-wrap-style:square" o:bullet="t">
+      <v:shape id="_x0000_i1252" type="#_x0000_t75" style="width:6.4pt;height:6.4pt;visibility:visible;mso-wrap-style:square" o:bullet="t">
         <v:imagedata r:id="rId1" o:title=""/>
         <o:lock v:ext="edit" aspectratio="f"/>
       </v:shape>
@@ -7378,7 +7198,7 @@
   </w:numPicBullet>
   <w:numPicBullet w:numPicBulletId="1">
     <w:pict>
-      <v:shape id="_x0000_i1119" type="#_x0000_t75" style="width:6.15pt;height:6.15pt;visibility:visible;mso-wrap-style:square" o:bullet="t">
+      <v:shape id="_x0000_i1253" type="#_x0000_t75" style="width:6.4pt;height:6.4pt;visibility:visible;mso-wrap-style:square" o:bullet="t">
         <v:imagedata r:id="rId2" o:title=""/>
         <o:lock v:ext="edit" aspectratio="f"/>
       </v:shape>
@@ -9665,7 +9485,6 @@
   <w:style w:type="character" w:default="1" w:styleId="DefaultParagraphFont">
     <w:name w:val="Default Paragraph Font"/>
     <w:uiPriority w:val="1"/>
-    <w:semiHidden/>
     <w:unhideWhenUsed/>
   </w:style>
   <w:style w:type="table" w:default="1" w:styleId="TableNormal">

--- a/dhananjaya_java_backend_data_platform.docx
+++ b/dhananjaya_java_backend_data_platform.docx
@@ -219,10 +219,10 @@
               <wp:anchor distT="0" distB="0" distL="0" distR="0" simplePos="0" relativeHeight="15741952" behindDoc="0" locked="0" layoutInCell="1" allowOverlap="1">
                 <wp:simplePos x="0" y="0"/>
                 <wp:positionH relativeFrom="page">
-                  <wp:posOffset>49237</wp:posOffset>
+                  <wp:posOffset>47625</wp:posOffset>
                 </wp:positionH>
                 <wp:positionV relativeFrom="page">
-                  <wp:posOffset>1125415</wp:posOffset>
+                  <wp:posOffset>1123950</wp:posOffset>
                 </wp:positionV>
                 <wp:extent cx="7555230" cy="845185"/>
                 <wp:effectExtent l="0" t="0" r="1270" b="5715"/>
@@ -561,7 +561,7 @@
                         <wps:cNvSpPr txBox="1"/>
                         <wps:spPr>
                           <a:xfrm>
-                            <a:off x="517456" y="117761"/>
+                            <a:off x="488881" y="117761"/>
                             <a:ext cx="1796679" cy="127209"/>
                           </a:xfrm>
                           <a:prstGeom prst="rect">
@@ -578,6 +578,14 @@
                                   <w:sz w:val="18"/>
                                 </w:rPr>
                               </w:pPr>
+                              <w:r>
+                                <w:rPr>
+                                  <w:color w:val="FFFFFF" w:themeColor="background1"/>
+                                  <w:spacing w:val="-2"/>
+                                  <w:sz w:val="18"/>
+                                </w:rPr>
+                                <w:t xml:space="preserve">  </w:t>
+                              </w:r>
                               <w:r>
                                 <w:rPr>
                                   <w:color w:val="FFFFFF" w:themeColor="background1"/>
@@ -799,7 +807,7 @@
           </mc:Choice>
           <mc:Fallback>
             <w:pict>
-              <v:group id="Group 80" o:spid="_x0000_s1026" style="position:absolute;left:0;text-align:left;margin-left:3.9pt;margin-top:88.6pt;width:594.9pt;height:66.55pt;z-index:15741952;mso-wrap-distance-left:0;mso-wrap-distance-right:0;mso-position-horizontal-relative:page;mso-position-vertical-relative:page" coordsize="75552,8451" o:gfxdata="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">
+              <v:group id="Group 80" o:spid="_x0000_s1026" style="position:absolute;left:0;text-align:left;margin-left:3.75pt;margin-top:88.5pt;width:594.9pt;height:66.55pt;z-index:15741952;mso-wrap-distance-left:0;mso-wrap-distance-right:0;mso-position-horizontal-relative:page;mso-position-vertical-relative:page" coordsize="75552,8451" o:gfxdata="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">
                 <v:shape id="Graphic 81" o:spid="_x0000_s1027" style="position:absolute;width:75552;height:8451;visibility:visible;mso-wrap-style:square;v-text-anchor:top" coordsize="7555230,845185" o:gfxdata="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" path="m7554685,844569l,844569,,,7554685,r,844569xe" fillcolor="#303b4d" stroked="f">
                   <v:path arrowok="t"/>
                 </v:shape>
@@ -825,7 +833,7 @@
                   <v:stroke joinstyle="miter"/>
                   <v:path gradientshapeok="t" o:connecttype="rect"/>
                 </v:shapetype>
-                <v:shape id="Textbox 87" o:spid="_x0000_s1033" type="#_x0000_t202" style="position:absolute;left:5174;top:1177;width:17967;height:1272;visibility:visible;mso-wrap-style:square;v-text-anchor:top" o:gfxdata="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" filled="f" stroked="f">
+                <v:shape id="Textbox 87" o:spid="_x0000_s1033" type="#_x0000_t202" style="position:absolute;left:4888;top:1177;width:17967;height:1272;visibility:visible;mso-wrap-style:square;v-text-anchor:top" o:gfxdata="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" filled="f" stroked="f">
                   <v:textbox inset="0,0,0,0">
                     <w:txbxContent>
                       <w:p>
@@ -836,6 +844,14 @@
                             <w:sz w:val="18"/>
                           </w:rPr>
                         </w:pPr>
+                        <w:r>
+                          <w:rPr>
+                            <w:color w:val="FFFFFF" w:themeColor="background1"/>
+                            <w:spacing w:val="-2"/>
+                            <w:sz w:val="18"/>
+                          </w:rPr>
+                          <w:t xml:space="preserve">  </w:t>
+                        </w:r>
                         <w:r>
                           <w:rPr>
                             <w:color w:val="FFFFFF" w:themeColor="background1"/>
@@ -7190,7 +7206,7 @@
         <v:path o:extrusionok="f" gradientshapeok="t" o:connecttype="rect"/>
         <o:lock v:ext="edit" aspectratio="t"/>
       </v:shapetype>
-      <v:shape id="_x0000_i1252" type="#_x0000_t75" style="width:6.4pt;height:6.4pt;visibility:visible;mso-wrap-style:square" o:bullet="t">
+      <v:shape id="_x0000_i1268" type="#_x0000_t75" style="width:6.25pt;height:6.25pt;visibility:visible;mso-wrap-style:square" o:bullet="t">
         <v:imagedata r:id="rId1" o:title=""/>
         <o:lock v:ext="edit" aspectratio="f"/>
       </v:shape>
@@ -7198,7 +7214,7 @@
   </w:numPicBullet>
   <w:numPicBullet w:numPicBulletId="1">
     <w:pict>
-      <v:shape id="_x0000_i1253" type="#_x0000_t75" style="width:6.4pt;height:6.4pt;visibility:visible;mso-wrap-style:square" o:bullet="t">
+      <v:shape id="_x0000_i1269" type="#_x0000_t75" style="width:6.25pt;height:6.25pt;visibility:visible;mso-wrap-style:square" o:bullet="t">
         <v:imagedata r:id="rId2" o:title=""/>
         <o:lock v:ext="edit" aspectratio="f"/>
       </v:shape>
@@ -9485,6 +9501,7 @@
   <w:style w:type="character" w:default="1" w:styleId="DefaultParagraphFont">
     <w:name w:val="Default Paragraph Font"/>
     <w:uiPriority w:val="1"/>
+    <w:semiHidden/>
     <w:unhideWhenUsed/>
   </w:style>
   <w:style w:type="table" w:default="1" w:styleId="TableNormal">
